--- a/docs/06-Sicurezza-e-Conformita.docx
+++ b/docs/06-Sicurezza-e-Conformita.docx
@@ -496,7 +496,7 @@
                 <w:sz w:val="19"/>
                 <w:szCs w:val="19"/>
               </w:rPr>
-              <w:t xml:space="preserve">1.1</w:t>
+              <w:t xml:space="preserve">1.2</w:t>
             </w:r>
           </w:p>
         </w:tc>
@@ -904,7 +904,7 @@
                 <w:sz w:val="19"/>
                 <w:szCs w:val="19"/>
               </w:rPr>
-              <w:t xml:space="preserve">main · b6affcd</w:t>
+              <w:t xml:space="preserve">main · 3338398 (+ modifiche non ancora committate)</w:t>
             </w:r>
           </w:p>
         </w:tc>
@@ -7075,7 +7075,7 @@
                 <w:sz w:val="18"/>
                 <w:szCs w:val="18"/>
               </w:rPr>
-              <w:t xml:space="preserve">Generata in memoria, consegnata, dimenticata</w:t>
+              <w:t xml:space="preserve">Generata in memoria, consegnata, dimenticata. 12 caratteri interamente casuali (~69 bit)</w:t>
             </w:r>
           </w:p>
         </w:tc>
@@ -8000,7 +8000,7 @@
                 <w:sz w:val="18"/>
                 <w:szCs w:val="18"/>
               </w:rPr>
-              <w:t xml:space="preserve">Oscuramento nei log</w:t>
+              <w:t xml:space="preserve">Robustezza delle credenziali ospite</w:t>
             </w:r>
           </w:p>
         </w:tc>
@@ -8033,7 +8033,7 @@
                 <w:sz w:val="18"/>
                 <w:szCs w:val="18"/>
               </w:rPr>
-              <w:t xml:space="preserve">La password di destinazione è sostituita da </w:t>
+              <w:t xml:space="preserve">Il prefisso fisso </w:t>
             </w:r>
             <w:r>
               <w:rPr>
@@ -8044,7 +8044,7 @@
                 <w:sz w:val="16"/>
                 <w:szCs w:val="16"/>
               </w:rPr>
-              <w:t xml:space="preserve">***</w:t>
+              <w:t xml:space="preserve">DOMPE-</w:t>
             </w:r>
             <w:r>
               <w:rPr>
@@ -8053,7 +8053,223 @@
                 <w:sz w:val="18"/>
                 <w:szCs w:val="18"/>
               </w:rPr>
-              <w:t xml:space="preserve"> prima della scrittura nello storico. La query string è esclusa dal log delle richieste (contiene </w:t>
+              <w:t xml:space="preserve"> è stato rimosso: erano sei caratteri su quattordici che qualunque ospite poteva prevedere. Ora sono </w:t>
+            </w:r>
+            <w:r>
+              <w:rPr>
+                <w:rFonts w:ascii="Arial" w:cs="Arial" w:eastAsia="Arial" w:hAnsi="Arial"/>
+                <w:b/>
+                <w:bCs/>
+                <w:color w:val="212121"/>
+                <w:sz w:val="18"/>
+                <w:szCs w:val="18"/>
+              </w:rPr>
+              <w:t xml:space="preserve">12 caratteri casuali</w:t>
+            </w:r>
+            <w:r>
+              <w:rPr>
+                <w:rFonts w:ascii="Arial" w:cs="Arial" w:eastAsia="Arial" w:hAnsi="Arial"/>
+                <w:color w:val="212121"/>
+                <w:sz w:val="18"/>
+                <w:szCs w:val="18"/>
+              </w:rPr>
+              <w:t xml:space="preserve"> su un alfabeto di 55, con almeno una maiuscola, una minuscola e una cifra. Gli account già creati mantengono la password fino al reinvio.</w:t>
+            </w:r>
+          </w:p>
+        </w:tc>
+      </w:tr>
+      <w:tr>
+        <w:tc>
+          <w:tcPr>
+            <w:tcW w:type="dxa" w:w="2120"/>
+            <w:tcBorders>
+              <w:top w:val="single" w:color="D9D9D9" w:sz="4"/>
+              <w:left w:val="single" w:color="D9D9D9" w:sz="4"/>
+              <w:bottom w:val="single" w:color="D9D9D9" w:sz="4"/>
+              <w:right w:val="single" w:color="D9D9D9" w:sz="4"/>
+            </w:tcBorders>
+            <w:shd w:fill="FFFFFF" w:color="auto" w:val="clear"/>
+            <w:tcMar>
+              <w:top w:type="dxa" w:w="70"/>
+              <w:left w:type="dxa" w:w="110"/>
+              <w:bottom w:type="dxa" w:w="70"/>
+              <w:right w:type="dxa" w:w="110"/>
+            </w:tcMar>
+            <w:vAlign w:val="center"/>
+          </w:tcPr>
+          <w:p>
+            <w:pPr>
+              <w:spacing w:after="0" w:line="264"/>
+            </w:pPr>
+            <w:r>
+              <w:rPr>
+                <w:rFonts w:ascii="Arial" w:cs="Arial" w:eastAsia="Arial" w:hAnsi="Arial"/>
+                <w:color w:val="212121"/>
+                <w:sz w:val="18"/>
+                <w:szCs w:val="18"/>
+              </w:rPr>
+              <w:t xml:space="preserve">Presenza dei dispositivi</w:t>
+            </w:r>
+          </w:p>
+        </w:tc>
+        <w:tc>
+          <w:tcPr>
+            <w:tcW w:type="dxa" w:w="7518"/>
+            <w:tcBorders>
+              <w:top w:val="single" w:color="D9D9D9" w:sz="4"/>
+              <w:left w:val="single" w:color="D9D9D9" w:sz="4"/>
+              <w:bottom w:val="single" w:color="D9D9D9" w:sz="4"/>
+              <w:right w:val="single" w:color="D9D9D9" w:sz="4"/>
+            </w:tcBorders>
+            <w:shd w:fill="FFFFFF" w:color="auto" w:val="clear"/>
+            <w:tcMar>
+              <w:top w:type="dxa" w:w="70"/>
+              <w:left w:type="dxa" w:w="110"/>
+              <w:bottom w:type="dxa" w:w="70"/>
+              <w:right w:type="dxa" w:w="110"/>
+            </w:tcMar>
+            <w:vAlign w:val="center"/>
+          </w:tcPr>
+          <w:p>
+            <w:pPr>
+              <w:spacing w:after="0" w:line="264"/>
+            </w:pPr>
+            <w:r>
+              <w:rPr>
+                <w:rFonts w:ascii="Arial" w:cs="Arial" w:eastAsia="Arial" w:hAnsi="Arial"/>
+                <w:color w:val="212121"/>
+                <w:sz w:val="18"/>
+                <w:szCs w:val="18"/>
+              </w:rPr>
+              <w:t xml:space="preserve">Tenuta solo in memoria, per sede, con scadenza a 90 secondi. Mai persistita, mai esposta oltre il campo </w:t>
+            </w:r>
+            <w:r>
+              <w:rPr>
+                <w:rFonts w:ascii="Consolas" w:cs="Consolas" w:eastAsia="Consolas" w:hAnsi="Consolas"/>
+                <w:b w:val="false"/>
+                <w:bCs w:val="false"/>
+                <w:color w:val="0A5D65"/>
+                <w:sz w:val="16"/>
+                <w:szCs w:val="16"/>
+              </w:rPr>
+              <w:t xml:space="preserve">connected</w:t>
+            </w:r>
+            <w:r>
+              <w:rPr>
+                <w:rFonts w:ascii="Arial" w:cs="Arial" w:eastAsia="Arial" w:hAnsi="Arial"/>
+                <w:color w:val="212121"/>
+                <w:sz w:val="18"/>
+                <w:szCs w:val="18"/>
+              </w:rPr>
+              <w:t xml:space="preserve"> dell’elenco ospiti.</w:t>
+            </w:r>
+          </w:p>
+        </w:tc>
+      </w:tr>
+      <w:tr>
+        <w:tc>
+          <w:tcPr>
+            <w:tcW w:type="dxa" w:w="2120"/>
+            <w:tcBorders>
+              <w:top w:val="single" w:color="D9D9D9" w:sz="4"/>
+              <w:left w:val="single" w:color="D9D9D9" w:sz="4"/>
+              <w:bottom w:val="single" w:color="D9D9D9" w:sz="4"/>
+              <w:right w:val="single" w:color="D9D9D9" w:sz="4"/>
+            </w:tcBorders>
+            <w:shd w:fill="F0F0F0" w:color="auto" w:val="clear"/>
+            <w:tcMar>
+              <w:top w:type="dxa" w:w="70"/>
+              <w:left w:type="dxa" w:w="110"/>
+              <w:bottom w:type="dxa" w:w="70"/>
+              <w:right w:type="dxa" w:w="110"/>
+            </w:tcMar>
+            <w:vAlign w:val="center"/>
+          </w:tcPr>
+          <w:p>
+            <w:pPr>
+              <w:spacing w:after="0" w:line="264"/>
+            </w:pPr>
+            <w:r>
+              <w:rPr>
+                <w:rFonts w:ascii="Arial" w:cs="Arial" w:eastAsia="Arial" w:hAnsi="Arial"/>
+                <w:color w:val="212121"/>
+                <w:sz w:val="18"/>
+                <w:szCs w:val="18"/>
+              </w:rPr>
+              <w:t xml:space="preserve">Oscuramento nei log</w:t>
+            </w:r>
+          </w:p>
+        </w:tc>
+        <w:tc>
+          <w:tcPr>
+            <w:tcW w:type="dxa" w:w="7518"/>
+            <w:tcBorders>
+              <w:top w:val="single" w:color="D9D9D9" w:sz="4"/>
+              <w:left w:val="single" w:color="D9D9D9" w:sz="4"/>
+              <w:bottom w:val="single" w:color="D9D9D9" w:sz="4"/>
+              <w:right w:val="single" w:color="D9D9D9" w:sz="4"/>
+            </w:tcBorders>
+            <w:shd w:fill="F0F0F0" w:color="auto" w:val="clear"/>
+            <w:tcMar>
+              <w:top w:type="dxa" w:w="70"/>
+              <w:left w:type="dxa" w:w="110"/>
+              <w:bottom w:type="dxa" w:w="70"/>
+              <w:right w:type="dxa" w:w="110"/>
+            </w:tcMar>
+            <w:vAlign w:val="center"/>
+          </w:tcPr>
+          <w:p>
+            <w:pPr>
+              <w:spacing w:after="0" w:line="264"/>
+            </w:pPr>
+            <w:r>
+              <w:rPr>
+                <w:rFonts w:ascii="Arial" w:cs="Arial" w:eastAsia="Arial" w:hAnsi="Arial"/>
+                <w:color w:val="212121"/>
+                <w:sz w:val="18"/>
+                <w:szCs w:val="18"/>
+              </w:rPr>
+              <w:t xml:space="preserve">La password di destinazione è sostituita da </w:t>
+            </w:r>
+            <w:r>
+              <w:rPr>
+                <w:rFonts w:ascii="Consolas" w:cs="Consolas" w:eastAsia="Consolas" w:hAnsi="Consolas"/>
+                <w:b w:val="false"/>
+                <w:bCs w:val="false"/>
+                <w:color w:val="0A5D65"/>
+                <w:sz w:val="16"/>
+                <w:szCs w:val="16"/>
+              </w:rPr>
+              <w:t xml:space="preserve">***</w:t>
+            </w:r>
+            <w:r>
+              <w:rPr>
+                <w:rFonts w:ascii="Arial" w:cs="Arial" w:eastAsia="Arial" w:hAnsi="Arial"/>
+                <w:color w:val="212121"/>
+                <w:sz w:val="18"/>
+                <w:szCs w:val="18"/>
+              </w:rPr>
+              <w:t xml:space="preserve"> prima della scrittura nello storico, e la trascrizione della sessione verso il controller passa da un mascheramento che sostituisce </w:t>
+            </w:r>
+            <w:r>
+              <w:rPr>
+                <w:rFonts w:ascii="Arial" w:cs="Arial" w:eastAsia="Arial" w:hAnsi="Arial"/>
+                <w:b/>
+                <w:bCs/>
+                <w:color w:val="212121"/>
+                <w:sz w:val="18"/>
+                <w:szCs w:val="18"/>
+              </w:rPr>
+              <w:t xml:space="preserve">ogni</w:t>
+            </w:r>
+            <w:r>
+              <w:rPr>
+                <w:rFonts w:ascii="Arial" w:cs="Arial" w:eastAsia="Arial" w:hAnsi="Arial"/>
+                <w:color w:val="212121"/>
+                <w:sz w:val="18"/>
+                <w:szCs w:val="18"/>
+              </w:rPr>
+              <w:t xml:space="preserve"> password prima di essere registrata. La query string è esclusa dal log delle richieste (contiene </w:t>
             </w:r>
             <w:r>
               <w:rPr>
